--- a/output/tables/table_summary.docx
+++ b/output/tables/table_summary.docx
@@ -1878,7 +1878,7 @@
                 <w:rFonts w:ascii="Calibri" w:hAnsi="Calibri"/>
                 <w:sz w:val="20"/>
               </w:rPr>
-              <w:t xml:space="default">&lt;strong&gt;03:18&lt;/strong&gt; ±01:14 (00:51 - 07:47)</w:t>
+              <w:t xml:space="default">&lt;strong&gt;03:18&lt;/strong&gt; ±01:16 (00:17 - 07:47)</w:t>
             </w:r>
           </w:p>
         </w:tc>
@@ -2388,7 +2388,22 @@
                 <w:rFonts w:ascii="Calibri" w:hAnsi="Calibri"/>
                 <w:sz w:val="20"/>
               </w:rPr>
-              <w:t xml:space="default">values show: **mean** ±sd (min - max) and are all based on measurements of melanopic EDI (lx)</w:t>
+              <w:t xml:space="preserve">values show: </w:t>
+            </w:r>
+            <w:r>
+              <w:rPr>
+                <w:b w:val="true"/>
+                <w:rFonts w:ascii="Calibri" w:hAnsi="Calibri"/>
+                <w:sz w:val="20"/>
+              </w:rPr>
+              <w:t xml:space="preserve">mean</w:t>
+            </w:r>
+            <w:r>
+              <w:rPr>
+                <w:rFonts w:ascii="Calibri" w:hAnsi="Calibri"/>
+                <w:sz w:val="20"/>
+              </w:rPr>
+              <w:t xml:space="preserve"> ±sd (min - max) and are all based on measurements of melanopic EDI (lx)</w:t>
             </w:r>
           </w:p>
         </w:tc>
@@ -2484,7 +2499,7 @@
                 <w:rFonts w:ascii="Calibri" w:hAnsi="Calibri"/>
                 <w:sz w:val="20"/>
               </w:rPr>
-              <w:t xml:space="default">Values were log 10 transformed prior to averaging, with an offset of 0.1, and backtransformed afterwards</w:t>
+              <w:t xml:space="preserve">Values were log 10 transformed prior to averaging, with an offset of 0.1, and backtransformed afterwards</w:t>
             </w:r>
           </w:p>
         </w:tc>
